--- a/sop-archiv/docs/validacia/VAL-01 Validačný plán a požiadavky používateľa.docx
+++ b/sop-archiv/docs/validacia/VAL-01 Validačný plán a požiadavky používateľa.docx
@@ -1848,6 +1848,67 @@
             </w:pPr>
             <w:r>
               <w:t xml:space="preserve">SDP 3.3.1 (posledný odsek)</w:t>
+            </w:r>
+          </w:p>
+        </w:tc>
+      </w:tr>
+      <w:tr>
+        <w:trPr>
+          <w:cantSplit/>
+        </w:trPr>
+        <w:tc>
+          <w:tcPr>
+            <w:tcW w:w="900" w:type="dxa"/>
+            <w:vAlign w:val="top"/>
+          </w:tcPr>
+          <w:p>
+            <w:pPr>
+              <w:pStyle w:val="Small"/>
+            </w:pPr>
+            <w:r>
+              <w:t xml:space="preserve">URS-19</w:t>
+            </w:r>
+          </w:p>
+        </w:tc>
+        <w:tc>
+          <w:tcPr>
+            <w:tcW w:w="5800" w:type="dxa"/>
+            <w:vAlign w:val="top"/>
+          </w:tcPr>
+          <w:p>
+            <w:pPr>
+              <w:pStyle w:val="Small"/>
+            </w:pPr>
+            <w:r>
+              <w:t xml:space="preserve">Nová verzia programu sa inštaluje len overená (odtlačok SHA-256 zverejnenej verzie), len správcom, so zápisom do auditného záznamu; údaje archívu zostanú nezmenené.</w:t>
+            </w:r>
+          </w:p>
+        </w:tc>
+        <w:tc>
+          <w:tcPr>
+            <w:tcW w:w="1100" w:type="dxa"/>
+            <w:vAlign w:val="top"/>
+          </w:tcPr>
+          <w:p>
+            <w:pPr>
+              <w:pStyle w:val="Small"/>
+            </w:pPr>
+            <w:r>
+              <w:t xml:space="preserve">vysoká</w:t>
+            </w:r>
+          </w:p>
+        </w:tc>
+        <w:tc>
+          <w:tcPr>
+            <w:tcW w:w="1838" w:type="dxa"/>
+            <w:vAlign w:val="top"/>
+          </w:tcPr>
+          <w:p>
+            <w:pPr>
+              <w:pStyle w:val="Small"/>
+            </w:pPr>
+            <w:r>
+              <w:t xml:space="preserve">SDP 3.3.1, 3.3.2 (riadenie zmien)</w:t>
             </w:r>
           </w:p>
         </w:tc>

--- a/sop-archiv/docs/validacia/VAL-01 Validačný plán a požiadavky používateľa.docx
+++ b/sop-archiv/docs/validacia/VAL-01 Validačný plán a požiadavky používateľa.docx
@@ -1392,7 +1392,7 @@
               <w:pStyle w:val="Small"/>
             </w:pPr>
             <w:r>
-              <w:t xml:space="preserve">Oznamy ŠÚKL a ÚŠKVBL: načítanie, roztriedenie, zvýraznenie sledovaných výrobkov, posúdenie oznamov o stiahnutí s popisom opatrení.</w:t>
+              <w:t xml:space="preserve">Oznamy úradov (ŠÚKL, ÚŠKVBL, MZ SR – kategorizácia, SOOL, ÚSKVBL ČR) a zmeny sledovaných liekov v EÚ databáze veterinárnych liekov: načítanie, roztriedenie, zvýraznenie sledovaných výrobkov, posúdenie oznamov o stiahnutí s popisom opatrení.</w:t>
             </w:r>
           </w:p>
         </w:tc>

--- a/sop-archiv/docs/validacia/VAL-01 Validačný plán a požiadavky používateľa.docx
+++ b/sop-archiv/docs/validacia/VAL-01 Validačný plán a požiadavky používateľa.docx
@@ -1209,7 +1209,7 @@
               <w:pStyle w:val="Small"/>
             </w:pPr>
             <w:r>
-              <w:t xml:space="preserve">Školenia: určenie, kto musí dokument poznať, záznam školenia viazaný na verziu, potvrdenie heslom, prehľad chýbajúcich školení.</w:t>
+              <w:t xml:space="preserve">Školenia: určenie, kto musí dokument poznať, záznam školenia viazaný na verziu, potvrdenie heslom, prehľad chýbajúcich školení; podpisový hárok pre zamestnancov bez aplikácie (vlastnoručný podpis, záznam so skenom).</w:t>
             </w:r>
           </w:p>
         </w:tc>

--- a/sop-archiv/docs/validacia/VAL-01 Validačný plán a požiadavky používateľa.docx
+++ b/sop-archiv/docs/validacia/VAL-01 Validačný plán a požiadavky používateľa.docx
@@ -1087,7 +1087,7 @@
               <w:pStyle w:val="Small"/>
             </w:pPr>
             <w:r>
-              <w:t xml:space="preserve">Schvaľovanie novej verzie určenými osobami v poradí; zamietnutie len s dôvodom; verzia platí až po poslednom schválení.</w:t>
+              <w:t xml:space="preserve">Schvaľovanie novej verzie určenými osobami v poradí – v aplikácii heslom alebo vlastnoručne na podpisovom hárku (zapísané zaznamenaním hárku); zamietnutie len s dôvodom; verzia platí až po poslednom podpise.</w:t>
             </w:r>
           </w:p>
         </w:tc>
@@ -1209,7 +1209,7 @@
               <w:pStyle w:val="Small"/>
             </w:pPr>
             <w:r>
-              <w:t xml:space="preserve">Školenia: určenie, kto musí dokument poznať, záznam školenia viazaný na verziu, potvrdenie heslom, prehľad chýbajúcich školení; podpisový hárok pre zamestnancov bez aplikácie (vlastnoručný podpis, záznam so skenom).</w:t>
+              <w:t xml:space="preserve">Školenia: určenie, kto musí dokument poznať, záznam školenia viazaný na verziu, potvrdenie heslom, prehľad chýbajúcich školení; podpisový hárok pre zamestnancov bez aplikácie (vlastnoručný podpis, záznam so skenom); pri každej osobe voľba podpisu v aplikácii alebo vlastnoručne.</w:t>
             </w:r>
           </w:p>
         </w:tc>
